--- a/deliverables/video-1-slides/hit-final/Video_1_HIT_FINAL/LONG_FORM/Video_1_Publishing_Package_HIT_v3.0.docx
+++ b/deliverables/video-1-slides/hit-final/Video_1_HIT_FINAL/LONG_FORM/Video_1_Publishing_Package_HIT_v3.0.docx
@@ -459,7 +459,119 @@
           <w:i w:val="0"/>
           <w:sz w:val="22"/>
         </w:rPr>
-        <w:t>[INSERT THE WORKING CHAPTER ESTIMATES BELOW, THEN REPLACE EVERY TIMESTAMP FROM THE FINISHED EDIT]</w:t>
+        <w:t>00:00 Change Jobs Without Starting Over</w:t>
+      </w:r>
+    </w:p>
+    <w:p>
+      <w:pPr>
+        <w:spacing w:before="0" w:after="112" w:line="283" w:lineRule="auto"/>
+        <w:keepLines w:val="1"/>
+      </w:pPr>
+      <w:r>
+        <w:rPr>
+          <w:b w:val="0"/>
+          <w:i w:val="0"/>
+          <w:sz w:val="22"/>
+        </w:rPr>
+        <w:t>01:00 What My Career Shifts Taught Me</w:t>
+      </w:r>
+    </w:p>
+    <w:p>
+      <w:pPr>
+        <w:spacing w:before="0" w:after="112" w:line="283" w:lineRule="auto"/>
+        <w:keepLines w:val="1"/>
+      </w:pPr>
+      <w:r>
+        <w:rPr>
+          <w:b w:val="0"/>
+          <w:i w:val="0"/>
+          <w:sz w:val="22"/>
+        </w:rPr>
+        <w:t>02:00 Look Beyond Job Titles</w:t>
+      </w:r>
+    </w:p>
+    <w:p>
+      <w:pPr>
+        <w:spacing w:before="0" w:after="112" w:line="283" w:lineRule="auto"/>
+        <w:keepLines w:val="1"/>
+      </w:pPr>
+      <w:r>
+        <w:rPr>
+          <w:b w:val="0"/>
+          <w:i w:val="0"/>
+          <w:sz w:val="22"/>
+        </w:rPr>
+        <w:t>02:25 Three Questions That Reveal Transferable Skills</w:t>
+      </w:r>
+    </w:p>
+    <w:p>
+      <w:pPr>
+        <w:spacing w:before="0" w:after="112" w:line="283" w:lineRule="auto"/>
+        <w:keepLines w:val="1"/>
+      </w:pPr>
+      <w:r>
+        <w:rPr>
+          <w:b w:val="0"/>
+          <w:i w:val="0"/>
+          <w:sz w:val="22"/>
+        </w:rPr>
+        <w:t>03:45 Translate Your Impact</w:t>
+      </w:r>
+    </w:p>
+    <w:p>
+      <w:pPr>
+        <w:spacing w:before="0" w:after="112" w:line="283" w:lineRule="auto"/>
+        <w:keepLines w:val="1"/>
+      </w:pPr>
+      <w:r>
+        <w:rPr>
+          <w:b w:val="0"/>
+          <w:i w:val="0"/>
+          <w:sz w:val="22"/>
+        </w:rPr>
+        <w:t>05:25 Preserve Career Evidence Early</w:t>
+      </w:r>
+    </w:p>
+    <w:p>
+      <w:pPr>
+        <w:spacing w:before="0" w:after="112" w:line="283" w:lineRule="auto"/>
+        <w:keepLines w:val="1"/>
+      </w:pPr>
+      <w:r>
+        <w:rPr>
+          <w:b w:val="0"/>
+          <w:i w:val="0"/>
+          <w:sz w:val="22"/>
+        </w:rPr>
+        <w:t>07:20 Three Questions Before Your Next Move</w:t>
+      </w:r>
+    </w:p>
+    <w:p>
+      <w:pPr>
+        <w:spacing w:before="0" w:after="112" w:line="283" w:lineRule="auto"/>
+        <w:keepLines w:val="1"/>
+      </w:pPr>
+      <w:r>
+        <w:rPr>
+          <w:b w:val="0"/>
+          <w:i w:val="0"/>
+          <w:sz w:val="22"/>
+        </w:rPr>
+        <w:t>08:10 Capability Formation Field Kit</w:t>
+      </w:r>
+    </w:p>
+    <w:p>
+      <w:pPr>
+        <w:spacing w:before="0" w:after="112" w:line="283" w:lineRule="auto"/>
+        <w:keepLines w:val="1"/>
+      </w:pPr>
+      <w:r>
+        <w:rPr>
+          <w:b w:val="0"/>
+          <w:i w:val="0"/>
+          <w:sz w:val="22"/>
+        </w:rPr>
+        <w:t>08:40 Is Your Job Making You Less Marketable?</w:t>
       </w:r>
     </w:p>
     <w:p>
@@ -660,6 +772,21 @@
     </w:p>
     <w:p>
       <w:pPr>
+        <w:spacing w:before="224" w:after="192" w:line="283" w:lineRule="auto"/>
+        <w:keepLines w:val="1"/>
+      </w:pPr>
+      <w:r>
+        <w:rPr>
+          <w:b/>
+          <w:i w:val="0"/>
+          <w:color w:val="5A6B82"/>
+          <w:sz w:val="20"/>
+        </w:rPr>
+        <w:t>— END OF THE COPY-READY DESCRIPTION —</w:t>
+      </w:r>
+    </w:p>
+    <w:p>
+      <w:pPr>
         <w:spacing w:before="224" w:after="128" w:line="283" w:lineRule="auto"/>
         <w:keepLines w:val="1"/>
         <w:keepNext w:val="1"/>
@@ -671,7 +798,23 @@
           <w:color w:val="0F2346"/>
           <w:sz w:val="28"/>
         </w:rPr>
-        <w:t>Working chapters</w:t>
+        <w:t>Internal note — do not paste into YouTube</w:t>
+      </w:r>
+    </w:p>
+    <w:p>
+      <w:pPr>
+        <w:spacing w:before="0" w:after="96" w:line="283" w:lineRule="auto"/>
+        <w:shd w:val="clear" w:fill="F3F0E8"/>
+        <w:keepLines w:val="1"/>
+      </w:pPr>
+      <w:r>
+        <w:rPr>
+          <w:b/>
+          <w:i w:val="0"/>
+          <w:color w:val="9B2C10"/>
+          <w:sz w:val="22"/>
+        </w:rPr>
+        <w:t>WORKING ESTIMATES — EDITOR MUST REPLACE FROM FINAL CUT</w:t>
       </w:r>
     </w:p>
     <w:p>
@@ -687,7 +830,38 @@
           <w:color w:val="9B2C10"/>
           <w:sz w:val="21"/>
         </w:rPr>
-        <w:t>WORKING ESTIMATES — EDITOR MUST REPLACE FROM FINAL CUT. These timestamps were estimated from the script, not measured from an edit. Do not present them as final, and do not force the finished edit to match them.</w:t>
+        <w:t>These timestamps were estimated from the script, not measured from the finished edit. Replace every timestamp using the finished cut before publication. Do not force the edit to match these estimates.</w:t>
+      </w:r>
+    </w:p>
+    <w:p>
+      <w:pPr>
+        <w:spacing w:before="224" w:after="128" w:line="283" w:lineRule="auto"/>
+        <w:keepLines w:val="1"/>
+        <w:keepNext w:val="1"/>
+      </w:pPr>
+      <w:r>
+        <w:rPr>
+          <w:b/>
+          <w:i w:val="0"/>
+          <w:color w:val="0F2346"/>
+          <w:sz w:val="28"/>
+        </w:rPr>
+        <w:t>Working chapters — reference copy</w:t>
+      </w:r>
+    </w:p>
+    <w:p>
+      <w:pPr>
+        <w:spacing w:before="0" w:after="128" w:line="283" w:lineRule="auto"/>
+        <w:keepLines w:val="1"/>
+      </w:pPr>
+      <w:r>
+        <w:rPr>
+          <w:b w:val="0"/>
+          <w:i/>
+          <w:color w:val="5A6B82"/>
+          <w:sz w:val="21"/>
+        </w:rPr>
+        <w:t>Identical to the nine chapter lines inside the description above.</w:t>
       </w:r>
     </w:p>
     <w:p>
@@ -701,7 +875,7 @@
           <w:i w:val="0"/>
           <w:sz w:val="22"/>
         </w:rPr>
-        <w:t>00:00   Change Jobs Without Starting Over</w:t>
+        <w:t>00:00 Change Jobs Without Starting Over</w:t>
       </w:r>
     </w:p>
     <w:p>
@@ -715,7 +889,7 @@
           <w:i w:val="0"/>
           <w:sz w:val="22"/>
         </w:rPr>
-        <w:t>01:00   What My Career Shifts Taught Me</w:t>
+        <w:t>01:00 What My Career Shifts Taught Me</w:t>
       </w:r>
     </w:p>
     <w:p>
@@ -729,7 +903,7 @@
           <w:i w:val="0"/>
           <w:sz w:val="22"/>
         </w:rPr>
-        <w:t>02:00   Look Beyond Job Titles</w:t>
+        <w:t>02:00 Look Beyond Job Titles</w:t>
       </w:r>
     </w:p>
     <w:p>
@@ -743,7 +917,7 @@
           <w:i w:val="0"/>
           <w:sz w:val="22"/>
         </w:rPr>
-        <w:t>02:25   Three Questions That Reveal Transferable Skills</w:t>
+        <w:t>02:25 Three Questions That Reveal Transferable Skills</w:t>
       </w:r>
     </w:p>
     <w:p>
@@ -757,7 +931,7 @@
           <w:i w:val="0"/>
           <w:sz w:val="22"/>
         </w:rPr>
-        <w:t>03:45   Translate Your Impact</w:t>
+        <w:t>03:45 Translate Your Impact</w:t>
       </w:r>
     </w:p>
     <w:p>
@@ -771,7 +945,7 @@
           <w:i w:val="0"/>
           <w:sz w:val="22"/>
         </w:rPr>
-        <w:t>05:25   Preserve Career Evidence Early</w:t>
+        <w:t>05:25 Preserve Career Evidence Early</w:t>
       </w:r>
     </w:p>
     <w:p>
@@ -785,7 +959,7 @@
           <w:i w:val="0"/>
           <w:sz w:val="22"/>
         </w:rPr>
-        <w:t>07:20   Three Questions Before Your Next Move</w:t>
+        <w:t>07:20 Three Questions Before Your Next Move</w:t>
       </w:r>
     </w:p>
     <w:p>
@@ -799,7 +973,7 @@
           <w:i w:val="0"/>
           <w:sz w:val="22"/>
         </w:rPr>
-        <w:t>08:10   Capability Formation Field Kit</w:t>
+        <w:t>08:10 Capability Formation Field Kit</w:t>
       </w:r>
     </w:p>
     <w:p>
@@ -813,7 +987,7 @@
           <w:i w:val="0"/>
           <w:sz w:val="22"/>
         </w:rPr>
-        <w:t>08:40   Is Your Job Making You Less Marketable?</w:t>
+        <w:t>08:40 Is Your Job Making You Less Marketable?</w:t>
       </w:r>
     </w:p>
     <w:p>
